--- a/immigration/ram_eb1a/papers/paper6_pama_ai_solutions_corrected.docx
+++ b/immigration/ram_eb1a/papers/paper6_pama_ai_solutions_corrected.docx
@@ -2,7 +2,7 @@
 <file path=word/document.xml><?xml version="1.0" encoding="utf-8"?>
 <w:document xmlns:w="http://schemas.openxmlformats.org/wordprocessingml/2006/main" xmlns:m="http://schemas.openxmlformats.org/officeDocument/2006/math" xmlns:r="http://schemas.openxmlformats.org/officeDocument/2006/relationships" xmlns:o="urn:schemas-microsoft-com:office:office" xmlns:v="urn:schemas-microsoft-com:vml" xmlns:w10="urn:schemas-microsoft-com:office:word" xmlns:a="http://schemas.openxmlformats.org/drawingml/2006/main" xmlns:pic="http://schemas.openxmlformats.org/drawingml/2006/picture" xmlns:wp="http://schemas.openxmlformats.org/drawingml/2006/wordprocessingDrawing">
   <w:body>
-    <w:bookmarkStart w:id="48" w:name="Xa0d942f168765d3042412667e1ccc636339d414"/>
+    <w:bookmarkStart w:id="51" w:name="Xa0d942f168765d3042412667e1ccc636339d414"/>
     <w:p>
       <w:pPr>
         <w:pStyle w:val="Heading1"/>
@@ -452,7 +452,7 @@
     </w:p>
     <w:bookmarkEnd w:id="26"/>
     <w:bookmarkEnd w:id="27"/>
-    <w:bookmarkStart w:id="33" w:name="methods"/>
+    <w:bookmarkStart w:id="36" w:name="methods"/>
     <w:p>
       <w:pPr>
         <w:pStyle w:val="Heading2"/>
@@ -461,7 +461,7 @@
         <w:t xml:space="preserve">3. Methods</w:t>
       </w:r>
     </w:p>
-    <w:bookmarkStart w:id="28" w:name="dgp-framework-architecture-overview"/>
+    <w:bookmarkStart w:id="31" w:name="dgp-framework-architecture-overview"/>
     <w:p>
       <w:pPr>
         <w:pStyle w:val="Heading3"/>
@@ -475,11 +475,84 @@
         <w:pStyle w:val="FirstParagraph"/>
       </w:pPr>
       <w:r>
-        <w:t xml:space="preserve">The Deterministic-Generative-Predictive (DGP) framework is a three-layer artificial intelligence architecture in which each layer addresses a distinct failure mode in the clinical laboratory revenue cycle. Layer 1 (Deterministic Policy Engine) eliminates errors of regulatory misclassification. Layer 2 (Generative Clinical Reasoning) reduces appeal burden and accelerates documentation synthesis. Layer 3 (Predictive Denial Prevention) shifts the intervention point from post-denial correction to pre-submission risk mitigation. The layers operate in sequence for new claim processing and independently for appeal workflows triggered by existing denials.</w:t>
-      </w:r>
-    </w:p>
-    <w:bookmarkEnd w:id="28"/>
-    <w:bookmarkStart w:id="29" w:name="layer-1-deterministic-policy-engine"/>
+        <w:t xml:space="preserve">The Deterministic-Generative-Predictive (DGP) framework is a three-layer artificial intelligence architecture in which each layer addresses a distinct failure mode in the clinical laboratory revenue cycle. Layer 1 (Deterministic Policy Engine) eliminates errors of regulatory misclassification. Layer 2 (Generative Clinical Reasoning) reduces appeal burden and accelerates documentation synthesis. Layer 3 (Predictive Denial Prevention) shifts the intervention point from post-denial correction to pre-submission risk mitigation. The layers operate in sequence for new claim processing and independently for appeal workflows triggered by existing denials. Figure 1 shows the complete architecture, including the PAMA-specific financial scenario modeling extension described in Section 3.5.</w:t>
+      </w:r>
+    </w:p>
+    <w:p>
+      <w:pPr>
+        <w:pStyle w:val="CaptionedFigure"/>
+      </w:pPr>
+      <w:r>
+        <w:drawing>
+          <wp:inline>
+            <wp:extent cx="5334000" cy="1241443"/>
+            <wp:effectExtent b="0" l="0" r="0" t="0"/>
+            <wp:docPr descr="Figure 1: PAMA-IQ architecture" title="" id="29" name="Picture"/>
+            <a:graphic>
+              <a:graphicData uri="http://schemas.openxmlformats.org/drawingml/2006/picture">
+                <pic:pic>
+                  <pic:nvPicPr>
+                    <pic:cNvPr descr="figures/paper6_figure1.png" id="30" name="Picture"/>
+                    <pic:cNvPicPr>
+                      <a:picLocks noChangeArrowheads="1" noChangeAspect="1"/>
+                    </pic:cNvPicPr>
+                  </pic:nvPicPr>
+                  <pic:blipFill>
+                    <a:blip r:embed="rId28"/>
+                    <a:stretch>
+                      <a:fillRect/>
+                    </a:stretch>
+                  </pic:blipFill>
+                  <pic:spPr bwMode="auto">
+                    <a:xfrm>
+                      <a:off x="0" y="0"/>
+                      <a:ext cx="5334000" cy="1241443"/>
+                    </a:xfrm>
+                    <a:prstGeom prst="rect">
+                      <a:avLst/>
+                    </a:prstGeom>
+                    <a:noFill/>
+                    <a:ln w="9525">
+                      <a:noFill/>
+                      <a:headEnd/>
+                      <a:tailEnd/>
+                    </a:ln>
+                  </pic:spPr>
+                </pic:pic>
+              </a:graphicData>
+            </a:graphic>
+          </wp:inline>
+        </w:drawing>
+      </w:r>
+    </w:p>
+    <w:p>
+      <w:pPr>
+        <w:pStyle w:val="ImageCaption"/>
+      </w:pPr>
+      <w:r>
+        <w:t xml:space="preserve">Figure 1: PAMA-IQ architecture</w:t>
+      </w:r>
+    </w:p>
+    <w:p>
+      <w:pPr>
+        <w:pStyle w:val="BodyText"/>
+      </w:pPr>
+      <w:r>
+        <w:rPr>
+          <w:bCs/>
+          <w:b/>
+        </w:rPr>
+        <w:t xml:space="preserve">Figure 1. PAMA-IQ architecture</w:t>
+      </w:r>
+      <w:r>
+        <w:t xml:space="preserve"> </w:t>
+      </w:r>
+      <w:r>
+        <w:t xml:space="preserve">— the DGP three-layer core extended with a PAMA-specific financial scenario modeling module that projects laboratory revenue under CMS-published 2027–2029 fee schedule scenarios, producing pre-submission interventions, revenue projection reports, and human-reviewed appeal briefs.</w:t>
+      </w:r>
+    </w:p>
+    <w:bookmarkEnd w:id="31"/>
+    <w:bookmarkStart w:id="32" w:name="layer-1-deterministic-policy-engine"/>
     <w:p>
       <w:pPr>
         <w:pStyle w:val="Heading3"/>
@@ -520,8 +593,8 @@
         <w:t xml:space="preserve">The rule corpus is maintained under version control with effective dates aligned to CMS LCD revision cycles. When CMS publishes a revised LCD, the differential rule set is reviewed, encoded, and regression-tested against a held-out claim population before deployment. This maintenance architecture ensures that the policy engine reflects current coverage policy at all times—a material operational advantage over static ML models trained on historical claims that may reflect superseded coverage rules.</w:t>
       </w:r>
     </w:p>
-    <w:bookmarkEnd w:id="29"/>
-    <w:bookmarkStart w:id="30" w:name="layer-2-generative-clinical-reasoning"/>
+    <w:bookmarkEnd w:id="32"/>
+    <w:bookmarkStart w:id="33" w:name="layer-2-generative-clinical-reasoning"/>
     <w:p>
       <w:pPr>
         <w:pStyle w:val="Heading3"/>
@@ -570,8 +643,8 @@
         <w:t xml:space="preserve">All generative outputs are accompanied by a structured provenance log that identifies each factual claim in the brief, its source document, and the Layer 1 rule identifier it addresses. This provenance architecture satisfies the transparency requirements of Texas SB 1188, ensuring that every output of the generative layer can be traced to a specific input and regulatory reference.</w:t>
       </w:r>
     </w:p>
-    <w:bookmarkEnd w:id="30"/>
-    <w:bookmarkStart w:id="31" w:name="layer-3-predictive-denial-prevention"/>
+    <w:bookmarkEnd w:id="33"/>
+    <w:bookmarkStart w:id="34" w:name="layer-3-predictive-denial-prevention"/>
     <w:p>
       <w:pPr>
         <w:pStyle w:val="Heading3"/>
@@ -612,8 +685,8 @@
         <w:t xml:space="preserve">Pre-Submission Intervention: Claims scoring above the 0.35 threshold are routed to a documentation review queue where specific deficiency notifications are generated based on the Layer 1 rule failures contributing to the elevated denial probability. Laboratory billing specialists review the deficiency notification and either supplement the claim with additional documentation or contact the ordering provider for clinical note amendment prior to submission. This workflow converts denial-and-appeal scenarios—which involve 60–90 day revenue delays and administrative costs estimated at $25–$118 per claim—into first-pass acceptance scenarios, with direct cash flow benefit.</w:t>
       </w:r>
     </w:p>
-    <w:bookmarkEnd w:id="31"/>
-    <w:bookmarkStart w:id="32" w:name="system-integration"/>
+    <w:bookmarkEnd w:id="34"/>
+    <w:bookmarkStart w:id="35" w:name="system-integration"/>
     <w:p>
       <w:pPr>
         <w:pStyle w:val="Heading3"/>
@@ -637,9 +710,9 @@
         </w:pict>
       </w:r>
     </w:p>
-    <w:bookmarkEnd w:id="32"/>
-    <w:bookmarkEnd w:id="33"/>
-    <w:bookmarkStart w:id="38" w:name="results"/>
+    <w:bookmarkEnd w:id="35"/>
+    <w:bookmarkEnd w:id="36"/>
+    <w:bookmarkStart w:id="41" w:name="results"/>
     <w:p>
       <w:pPr>
         <w:pStyle w:val="Heading2"/>
@@ -648,7 +721,7 @@
         <w:t xml:space="preserve">4. Results</w:t>
       </w:r>
     </w:p>
-    <w:bookmarkStart w:id="34" w:name="denial-rate-reduction"/>
+    <w:bookmarkStart w:id="37" w:name="denial-rate-reduction"/>
     <w:p>
       <w:pPr>
         <w:pStyle w:val="Heading3"/>
@@ -673,8 +746,8 @@
         <w:t xml:space="preserve">Denial rate reduction was not uniform across CPT categories. Hereditary cancer panel codes (CPT 81432, 81433, 81435, 81436) showed the largest absolute reductions (from 41.2% to 7.8%), reflecting the density of LCD coverage criteria for these codes and the corresponding high leverage of Layer 1 rule enforcement. Pharmacogenomics codes (CPT 81225, 81226, 81227) showed more modest reductions (from 28.9% to 11.3%), where denial drivers included a higher proportion of medical necessity disputes not fully addressable through documentation completeness alone.</w:t>
       </w:r>
     </w:p>
-    <w:bookmarkEnd w:id="34"/>
-    <w:bookmarkStart w:id="35" w:name="appeal-performance"/>
+    <w:bookmarkEnd w:id="37"/>
+    <w:bookmarkStart w:id="38" w:name="appeal-performance"/>
     <w:p>
       <w:pPr>
         <w:pStyle w:val="Heading3"/>
@@ -699,8 +772,8 @@
         <w:t xml:space="preserve">Appeal preparation cost, estimated at $58 per claim for manual drafting (inclusive of billing specialist labor, quality review, and submission overhead), was reduced to an estimated $4.20 per claim for DGP-generated appeals (API inference cost, infrastructure overhead, and minimal human review). Across the 65% of denied molecular diagnostic claims that historically go unappealed due to resource constraints, the DGP system’s near-zero marginal cost per appeal eliminates the economic barrier to universal appeal submission, converting an estimated $18.4 million in previously abandoned annual revenue (extrapolated from the evaluation cohort to a 500-bed equivalent independent laboratory network) into actively contested claims.</w:t>
       </w:r>
     </w:p>
-    <w:bookmarkEnd w:id="35"/>
-    <w:bookmarkStart w:id="36" w:name="pre-submission-risk-scoring-performance"/>
+    <w:bookmarkEnd w:id="38"/>
+    <w:bookmarkStart w:id="39" w:name="pre-submission-risk-scoring-performance"/>
     <w:p>
       <w:pPr>
         <w:pStyle w:val="Heading3"/>
@@ -725,8 +798,8 @@
         <w:t xml:space="preserve">Calibration analysis using Platt scaling confirmed good agreement between predicted denial probabilities and observed denial frequencies across the probability spectrum (Brier score: 0.087). The model demonstrated stable performance across MAC jurisdictions, with AUROC ranging from 0.897 (jurisdiction with smallest claim volume) to 0.941 (jurisdiction with largest claim volume), suggesting that the feature engineering successfully captured both jurisdiction-specific and generalizable denial drivers.</w:t>
       </w:r>
     </w:p>
-    <w:bookmarkEnd w:id="36"/>
-    <w:bookmarkStart w:id="37" w:name="X909f2259a03f738e82f2ea1a2bcd3733ebbfc0d"/>
+    <w:bookmarkEnd w:id="39"/>
+    <w:bookmarkStart w:id="40" w:name="X909f2259a03f738e82f2ea1a2bcd3733ebbfc0d"/>
     <w:p>
       <w:pPr>
         <w:pStyle w:val="Heading3"/>
@@ -1067,9 +1140,9 @@
         </w:pict>
       </w:r>
     </w:p>
-    <w:bookmarkEnd w:id="37"/>
-    <w:bookmarkEnd w:id="38"/>
-    <w:bookmarkStart w:id="44" w:name="discussion"/>
+    <w:bookmarkEnd w:id="40"/>
+    <w:bookmarkEnd w:id="41"/>
+    <w:bookmarkStart w:id="47" w:name="discussion"/>
     <w:p>
       <w:pPr>
         <w:pStyle w:val="Heading2"/>
@@ -1078,7 +1151,7 @@
         <w:t xml:space="preserve">5. Discussion</w:t>
       </w:r>
     </w:p>
-    <w:bookmarkStart w:id="39" w:name="X033a7d10264e9d7fb4a0a5dc203461f3150ec10"/>
+    <w:bookmarkStart w:id="42" w:name="X033a7d10264e9d7fb4a0a5dc203461f3150ec10"/>
     <w:p>
       <w:pPr>
         <w:pStyle w:val="Heading3"/>
@@ -1103,8 +1176,8 @@
         <w:t xml:space="preserve">This finding has direct policy and operational significance. The PAMA-driven market exit risk facing independent laboratories is not purely a function of the rate reduction magnitude; it is partly a function of the compounding effect of denial-driven revenue loss on laboratories already operating at thin margins. A laboratory losing 25% of Medicare revenues to rate reductions while simultaneously losing 35.3% of molecular diagnostic revenue to preventable denials faces a different financial scenario than one losing only the rate reduction. Intelligent automation that addresses the denial dimension of revenue pressure does not eliminate the PAMA problem, but it changes the financial calculus substantially for the most vulnerable segment of the market.</w:t>
       </w:r>
     </w:p>
-    <w:bookmarkEnd w:id="39"/>
-    <w:bookmarkStart w:id="40" w:name="the-deterministic-first-design-principle"/>
+    <w:bookmarkEnd w:id="42"/>
+    <w:bookmarkStart w:id="43" w:name="the-deterministic-first-design-principle"/>
     <w:p>
       <w:pPr>
         <w:pStyle w:val="Heading3"/>
@@ -1129,8 +1202,8 @@
         <w:t xml:space="preserve">The 847-rule deterministic engine ensures that no generated appeal brief or pre-submission recommendation contains a factually incorrect assertion about a coverage rule. The generative layer receives only claims that have passed deterministic coverage gate evaluation, and its outputs are bounded by the structured provenance architecture that ties every factual claim to a specific, verifiable source. This deterministic-first design is aligned with emerging AI governance frameworks for high-stakes clinical settings and satisfies the auditability requirements of Texas SB 1188 without requiring post-hoc audit infrastructure.</w:t>
       </w:r>
     </w:p>
-    <w:bookmarkEnd w:id="40"/>
-    <w:bookmarkStart w:id="41" w:name="comparison-with-prior-work"/>
+    <w:bookmarkEnd w:id="43"/>
+    <w:bookmarkStart w:id="44" w:name="comparison-with-prior-work"/>
     <w:p>
       <w:pPr>
         <w:pStyle w:val="Heading3"/>
@@ -1155,8 +1228,8 @@
         <w:t xml:space="preserve">The Nichols et al. (2019) policy analysis [8] identified the structural distortions in PAMA data collection and projection methodology that the present analysis builds upon but did not propose technical countermeasures. The present paper contributes the first peer-reviewed technical evaluation of AI-based countermeasures to PAMA-driven financial pressure specifically designed for the independent laboratory context.</w:t>
       </w:r>
     </w:p>
-    <w:bookmarkEnd w:id="41"/>
-    <w:bookmarkStart w:id="42" w:name="limitations"/>
+    <w:bookmarkEnd w:id="44"/>
+    <w:bookmarkStart w:id="45" w:name="limitations"/>
     <w:p>
       <w:pPr>
         <w:pStyle w:val="Heading3"/>
@@ -1173,8 +1246,8 @@
         <w:t xml:space="preserve">Several limitations constrain the generalizability of these findings. First, the evaluation dataset was drawn from a specific regional independent laboratory network, and payer mix, MAC jurisdiction, and test volume profile may not be representative of all independent laboratory operators nationally. Second, the revenue modeling in Table 1 relies on MedPAC 2021 median operating margin data, which carries its own methodological limitations. Third, the PAMA 2027 cut scenarios modeled (15%–45%) span a range of policy outcomes that depend on final CMS rulemaking not yet completed as of this analysis; actual cut magnitudes may differ. Fourth, the appeal acceptance rate comparison between DGP-generated and manually drafted appeals used a concurrent but not randomized allocation design, and unmeasured confounders related to claim selection for manual versus automated drafting cannot be fully excluded.</w:t>
       </w:r>
     </w:p>
-    <w:bookmarkEnd w:id="42"/>
-    <w:bookmarkStart w:id="43" w:name="implications-for-laboratory-policy"/>
+    <w:bookmarkEnd w:id="45"/>
+    <w:bookmarkStart w:id="46" w:name="implications-for-laboratory-policy"/>
     <w:p>
       <w:pPr>
         <w:pStyle w:val="Heading3"/>
@@ -1198,9 +1271,9 @@
         </w:pict>
       </w:r>
     </w:p>
-    <w:bookmarkEnd w:id="43"/>
-    <w:bookmarkEnd w:id="44"/>
-    <w:bookmarkStart w:id="45" w:name="conclusion"/>
+    <w:bookmarkEnd w:id="46"/>
+    <w:bookmarkEnd w:id="47"/>
+    <w:bookmarkStart w:id="48" w:name="conclusion"/>
     <w:p>
       <w:pPr>
         <w:pStyle w:val="Heading2"/>
@@ -1224,8 +1297,8 @@
         </w:pict>
       </w:r>
     </w:p>
-    <w:bookmarkEnd w:id="45"/>
-    <w:bookmarkStart w:id="46" w:name="references"/>
+    <w:bookmarkEnd w:id="48"/>
+    <w:bookmarkStart w:id="49" w:name="references"/>
     <w:p>
       <w:pPr>
         <w:pStyle w:val="Heading2"/>
@@ -1463,8 +1536,8 @@
         </w:pict>
       </w:r>
     </w:p>
-    <w:bookmarkEnd w:id="46"/>
-    <w:bookmarkStart w:id="47" w:name="correction-note"/>
+    <w:bookmarkEnd w:id="49"/>
+    <w:bookmarkStart w:id="50" w:name="correction-note"/>
     <w:p>
       <w:pPr>
         <w:pStyle w:val="Heading2"/>
@@ -2042,8 +2115,8 @@
         <w:t xml:space="preserve">All in-text citation markers throughout the paper (Introduction, Background, Methods, Results, Discussion, Conclusion, Table 1) were renumbered sequentially to match the corrected reference list order of first appearance. No new facts, statistics, or citations were introduced beyond those explicitly supplied in the audit’s fix list or already legitimately present in the original draft.</w:t>
       </w:r>
     </w:p>
-    <w:bookmarkEnd w:id="47"/>
-    <w:bookmarkEnd w:id="48"/>
+    <w:bookmarkEnd w:id="50"/>
+    <w:bookmarkEnd w:id="51"/>
     <w:sectPr/>
   </w:body>
 </w:document>
